--- a/wordProject.docx
+++ b/wordProject.docx
@@ -46,24 +46,56 @@
         <w:ind w:left="420" w:leftChars="0" w:hanging="420" w:firstLineChars="0"/>
         <w:rPr>
           <w:rFonts w:hint="default"/>
-          <w:lang w:val="en-US"/>
-        </w:rPr>
-      </w:pPr>
-      <w:r>
-        <w:rPr>
-          <w:rFonts w:hint="default"/>
-          <w:lang w:val="en-US"/>
+          <w:color w:val="75BD42" w:themeColor="accent4"/>
+          <w:lang w:val="en-US"/>
+          <w14:textFill>
+            <w14:solidFill>
+              <w14:schemeClr w14:val="accent4"/>
+            </w14:solidFill>
+          </w14:textFill>
+        </w:rPr>
+      </w:pPr>
+      <w:r>
+        <w:rPr>
+          <w:rFonts w:hint="default"/>
+          <w:color w:val="75BD42" w:themeColor="accent4"/>
+          <w:lang w:val="en-US"/>
+          <w14:textFill>
+            <w14:solidFill>
+              <w14:schemeClr w14:val="accent4"/>
+            </w14:solidFill>
+          </w14:textFill>
         </w:rPr>
         <w:t>GET</w:t>
       </w:r>
       <w:r>
         <w:rPr>
           <w:rFonts w:hint="default"/>
-          <w:lang w:val="en-US"/>
-        </w:rPr>
-        <w:tab/>
-        <w:t>/api/user/me</w:t>
-      </w:r>
+          <w:color w:val="75BD42" w:themeColor="accent4"/>
+          <w:lang w:val="en-US"/>
+          <w14:textFill>
+            <w14:solidFill>
+              <w14:schemeClr w14:val="accent4"/>
+            </w14:solidFill>
+          </w14:textFill>
+        </w:rPr>
+        <w:tab/>
+      </w:r>
+      <w:r>
+        <w:rPr>
+          <w:rFonts w:hint="default"/>
+          <w:color w:val="75BD42" w:themeColor="accent4"/>
+          <w:lang w:val="en-US"/>
+          <w14:textFill>
+            <w14:solidFill>
+              <w14:schemeClr w14:val="accent4"/>
+            </w14:solidFill>
+          </w14:textFill>
+        </w:rPr>
+        <w:t>/api/user/profile</w:t>
+      </w:r>
+      <w:bookmarkStart w:id="0" w:name="_GoBack"/>
+      <w:bookmarkEnd w:id="0"/>
     </w:p>
     <w:p>
       <w:pPr>
@@ -90,7 +122,13 @@
           <w:lang w:val="en-US"/>
         </w:rPr>
         <w:tab/>
-        <w:t>/api/user/me</w:t>
+      </w:r>
+      <w:r>
+        <w:rPr>
+          <w:rFonts w:hint="default"/>
+          <w:lang w:val="en-US"/>
+        </w:rPr>
+        <w:t>/api/user/profile</w:t>
       </w:r>
     </w:p>
     <w:p>
@@ -118,7 +156,13 @@
           <w:lang w:val="en-US"/>
         </w:rPr>
         <w:tab/>
-        <w:t>/api/user/me</w:t>
+      </w:r>
+      <w:r>
+        <w:rPr>
+          <w:rFonts w:hint="default"/>
+          <w:lang w:val="en-US"/>
+        </w:rPr>
+        <w:t>/api/user/password</w:t>
       </w:r>
     </w:p>
     <w:p>
@@ -146,7 +190,13 @@
           <w:lang w:val="en-US"/>
         </w:rPr>
         <w:tab/>
-        <w:t>/api/order/me</w:t>
+      </w:r>
+      <w:r>
+        <w:rPr>
+          <w:rFonts w:hint="default"/>
+          <w:lang w:val="en-US"/>
+        </w:rPr>
+        <w:t>/api/user/order</w:t>
       </w:r>
     </w:p>
     <w:p>
@@ -193,22 +243,52 @@
         <w:ind w:left="420" w:leftChars="0" w:hanging="420" w:firstLineChars="0"/>
         <w:rPr>
           <w:rFonts w:hint="default"/>
-          <w:lang w:val="en-US"/>
-        </w:rPr>
-      </w:pPr>
-      <w:r>
-        <w:rPr>
-          <w:rFonts w:hint="default"/>
-          <w:lang w:val="en-US"/>
+          <w:color w:val="75BD42" w:themeColor="accent4"/>
+          <w:lang w:val="en-US"/>
+          <w14:textFill>
+            <w14:solidFill>
+              <w14:schemeClr w14:val="accent4"/>
+            </w14:solidFill>
+          </w14:textFill>
+        </w:rPr>
+      </w:pPr>
+      <w:r>
+        <w:rPr>
+          <w:rFonts w:hint="default"/>
+          <w:color w:val="75BD42" w:themeColor="accent4"/>
+          <w:lang w:val="en-US"/>
+          <w14:textFill>
+            <w14:solidFill>
+              <w14:schemeClr w14:val="accent4"/>
+            </w14:solidFill>
+          </w14:textFill>
         </w:rPr>
         <w:t>GET</w:t>
       </w:r>
       <w:r>
         <w:rPr>
           <w:rFonts w:hint="default"/>
-          <w:lang w:val="en-US"/>
-        </w:rPr>
-        <w:tab/>
+          <w:color w:val="75BD42" w:themeColor="accent4"/>
+          <w:lang w:val="en-US"/>
+          <w14:textFill>
+            <w14:solidFill>
+              <w14:schemeClr w14:val="accent4"/>
+            </w14:solidFill>
+          </w14:textFill>
+        </w:rPr>
+        <w:tab/>
+      </w:r>
+      <w:r>
+        <w:rPr>
+          <w:rFonts w:hint="default"/>
+          <w:color w:val="75BD42" w:themeColor="accent4"/>
+          <w:lang w:val="en-US"/>
+          <w14:textFill>
+            <w14:solidFill>
+              <w14:schemeClr w14:val="accent4"/>
+            </w14:solidFill>
+          </w14:textFill>
+        </w:rPr>
         <w:t>/api/product</w:t>
       </w:r>
     </w:p>
@@ -221,135 +301,111 @@
         <w:ind w:left="420" w:leftChars="0" w:hanging="420" w:firstLineChars="0"/>
         <w:rPr>
           <w:rFonts w:hint="default"/>
-          <w:lang w:val="en-US"/>
-        </w:rPr>
-      </w:pPr>
-      <w:r>
-        <w:rPr>
-          <w:rFonts w:hint="default"/>
-          <w:lang w:val="en-US"/>
+          <w:color w:val="75BD42" w:themeColor="accent4"/>
+          <w:lang w:val="en-US"/>
+          <w14:textFill>
+            <w14:solidFill>
+              <w14:schemeClr w14:val="accent4"/>
+            </w14:solidFill>
+          </w14:textFill>
+        </w:rPr>
+      </w:pPr>
+      <w:r>
+        <w:rPr>
+          <w:rFonts w:hint="default"/>
+          <w:color w:val="75BD42" w:themeColor="accent4"/>
+          <w:lang w:val="en-US"/>
+          <w14:textFill>
+            <w14:solidFill>
+              <w14:schemeClr w14:val="accent4"/>
+            </w14:solidFill>
+          </w14:textFill>
         </w:rPr>
         <w:t>GET</w:t>
       </w:r>
       <w:r>
         <w:rPr>
           <w:rFonts w:hint="default"/>
-          <w:lang w:val="en-US"/>
-        </w:rPr>
-        <w:tab/>
-        <w:t>/api/product/:id</w:t>
-      </w:r>
-    </w:p>
-    <w:p>
-      <w:pPr>
-        <w:numPr>
-          <w:ilvl w:val="0"/>
-          <w:numId w:val="1"/>
-        </w:numPr>
-        <w:ind w:left="420" w:leftChars="0" w:hanging="420" w:firstLineChars="0"/>
-        <w:rPr>
-          <w:rFonts w:hint="default"/>
-          <w:lang w:val="en-US"/>
-        </w:rPr>
-      </w:pPr>
-      <w:r>
-        <w:rPr>
-          <w:rFonts w:hint="default"/>
-          <w:lang w:val="en-US"/>
+          <w:color w:val="75BD42" w:themeColor="accent4"/>
+          <w:lang w:val="en-US"/>
+          <w14:textFill>
+            <w14:solidFill>
+              <w14:schemeClr w14:val="accent4"/>
+            </w14:solidFill>
+          </w14:textFill>
+        </w:rPr>
+        <w:tab/>
+      </w:r>
+      <w:r>
+        <w:rPr>
+          <w:rFonts w:hint="default"/>
+          <w:color w:val="75BD42" w:themeColor="accent4"/>
+          <w:lang w:val="en-US"/>
+          <w14:textFill>
+            <w14:solidFill>
+              <w14:schemeClr w14:val="accent4"/>
+            </w14:solidFill>
+          </w14:textFill>
+        </w:rPr>
+        <w:t>/api/product/by-id?id=1000</w:t>
+      </w:r>
+    </w:p>
+    <w:p>
+      <w:pPr>
+        <w:numPr>
+          <w:ilvl w:val="0"/>
+          <w:numId w:val="1"/>
+        </w:numPr>
+        <w:ind w:left="420" w:leftChars="0" w:hanging="420" w:firstLineChars="0"/>
+        <w:rPr>
+          <w:rFonts w:hint="default"/>
+          <w:color w:val="75BD42" w:themeColor="accent4"/>
+          <w:lang w:val="en-US"/>
+          <w14:textFill>
+            <w14:solidFill>
+              <w14:schemeClr w14:val="accent4"/>
+            </w14:solidFill>
+          </w14:textFill>
+        </w:rPr>
+      </w:pPr>
+      <w:r>
+        <w:rPr>
+          <w:rFonts w:hint="default"/>
+          <w:color w:val="75BD42" w:themeColor="accent4"/>
+          <w:lang w:val="en-US"/>
+          <w14:textFill>
+            <w14:solidFill>
+              <w14:schemeClr w14:val="accent4"/>
+            </w14:solidFill>
+          </w14:textFill>
         </w:rPr>
         <w:t>GET</w:t>
       </w:r>
       <w:r>
         <w:rPr>
           <w:rFonts w:hint="default"/>
-          <w:lang w:val="en-US"/>
-        </w:rPr>
-        <w:tab/>
-        <w:t>/api/product?category=phone</w:t>
-      </w:r>
-    </w:p>
-    <w:p>
-      <w:pPr>
-        <w:numPr>
-          <w:ilvl w:val="0"/>
-          <w:numId w:val="1"/>
-        </w:numPr>
-        <w:ind w:left="420" w:leftChars="0" w:hanging="420" w:firstLineChars="0"/>
-        <w:rPr>
-          <w:rFonts w:hint="default"/>
-          <w:lang w:val="en-US"/>
-        </w:rPr>
-      </w:pPr>
-      <w:r>
-        <w:rPr>
-          <w:rFonts w:hint="default"/>
-          <w:lang w:val="en-US"/>
-        </w:rPr>
-        <w:t>POST</w:t>
-      </w:r>
-      <w:r>
-        <w:rPr>
-          <w:rFonts w:hint="default"/>
-          <w:lang w:val="en-US"/>
-        </w:rPr>
-        <w:tab/>
-        <w:t>/api/admin/products</w:t>
-      </w:r>
-    </w:p>
-    <w:p>
-      <w:pPr>
-        <w:numPr>
-          <w:ilvl w:val="0"/>
-          <w:numId w:val="1"/>
-        </w:numPr>
-        <w:ind w:left="420" w:leftChars="0" w:hanging="420" w:firstLineChars="0"/>
-        <w:rPr>
-          <w:rFonts w:hint="default"/>
-          <w:lang w:val="en-US"/>
-        </w:rPr>
-      </w:pPr>
-      <w:r>
-        <w:rPr>
-          <w:rFonts w:hint="default"/>
-          <w:lang w:val="en-US"/>
-        </w:rPr>
-        <w:t>PUT</w:t>
-      </w:r>
-      <w:r>
-        <w:rPr>
-          <w:rFonts w:hint="default"/>
-          <w:lang w:val="en-US"/>
-        </w:rPr>
-        <w:tab/>
-        <w:t>/api/admin/product/:id</w:t>
-      </w:r>
-    </w:p>
-    <w:p>
-      <w:pPr>
-        <w:numPr>
-          <w:ilvl w:val="0"/>
-          <w:numId w:val="1"/>
-        </w:numPr>
-        <w:ind w:left="420" w:leftChars="0" w:hanging="420" w:firstLineChars="0"/>
-        <w:rPr>
-          <w:rFonts w:hint="default"/>
-          <w:lang w:val="en-US"/>
-        </w:rPr>
-      </w:pPr>
-      <w:r>
-        <w:rPr>
-          <w:rFonts w:hint="default"/>
-          <w:lang w:val="en-US"/>
-        </w:rPr>
-        <w:t>DELETE</w:t>
-      </w:r>
-      <w:r>
-        <w:rPr>
-          <w:rFonts w:hint="default"/>
-          <w:lang w:val="en-US"/>
-        </w:rPr>
-        <w:tab/>
-        <w:t>/api/admin/product/:id</w:t>
+          <w:color w:val="75BD42" w:themeColor="accent4"/>
+          <w:lang w:val="en-US"/>
+          <w14:textFill>
+            <w14:solidFill>
+              <w14:schemeClr w14:val="accent4"/>
+            </w14:solidFill>
+          </w14:textFill>
+        </w:rPr>
+        <w:tab/>
+      </w:r>
+      <w:r>
+        <w:rPr>
+          <w:rFonts w:hint="default"/>
+          <w:color w:val="75BD42" w:themeColor="accent4"/>
+          <w:lang w:val="en-US"/>
+          <w14:textFill>
+            <w14:solidFill>
+              <w14:schemeClr w14:val="accent4"/>
+            </w14:solidFill>
+          </w14:textFill>
+        </w:rPr>
+        <w:t>/api/product/by-category?category=phone</w:t>
       </w:r>
     </w:p>
     <w:p>
@@ -459,6 +515,22 @@
           </w14:textFill>
         </w:rPr>
         <w:tab/>
+      </w:r>
+      <w:r>
+        <w:rPr>
+          <w:rFonts w:hint="default"/>
+          <w:b w:val="0"/>
+          <w:bCs w:val="0"/>
+          <w:color w:val="000000" w:themeColor="text1"/>
+          <w:sz w:val="20"/>
+          <w:szCs w:val="20"/>
+          <w:lang w:val="en-US"/>
+          <w14:textFill>
+            <w14:solidFill>
+              <w14:schemeClr w14:val="tx1"/>
+            </w14:solidFill>
+          </w14:textFill>
+        </w:rPr>
         <w:t>/api/cart</w:t>
       </w:r>
     </w:p>
@@ -517,6 +589,22 @@
           </w14:textFill>
         </w:rPr>
         <w:tab/>
+      </w:r>
+      <w:r>
+        <w:rPr>
+          <w:rFonts w:hint="default"/>
+          <w:b w:val="0"/>
+          <w:bCs w:val="0"/>
+          <w:color w:val="000000" w:themeColor="text1"/>
+          <w:sz w:val="20"/>
+          <w:szCs w:val="20"/>
+          <w:lang w:val="en-US"/>
+          <w14:textFill>
+            <w14:solidFill>
+              <w14:schemeClr w14:val="tx1"/>
+            </w14:solidFill>
+          </w14:textFill>
+        </w:rPr>
         <w:t>/api/cart</w:t>
       </w:r>
     </w:p>
@@ -575,6 +663,22 @@
           </w14:textFill>
         </w:rPr>
         <w:tab/>
+      </w:r>
+      <w:r>
+        <w:rPr>
+          <w:rFonts w:hint="default"/>
+          <w:b w:val="0"/>
+          <w:bCs w:val="0"/>
+          <w:color w:val="000000" w:themeColor="text1"/>
+          <w:sz w:val="20"/>
+          <w:szCs w:val="20"/>
+          <w:lang w:val="en-US"/>
+          <w14:textFill>
+            <w14:solidFill>
+              <w14:schemeClr w14:val="tx1"/>
+            </w14:solidFill>
+          </w14:textFill>
+        </w:rPr>
         <w:t>/api/cart/item/:id</w:t>
       </w:r>
     </w:p>
@@ -633,6 +737,22 @@
           </w14:textFill>
         </w:rPr>
         <w:tab/>
+      </w:r>
+      <w:r>
+        <w:rPr>
+          <w:rFonts w:hint="default"/>
+          <w:b w:val="0"/>
+          <w:bCs w:val="0"/>
+          <w:color w:val="000000" w:themeColor="text1"/>
+          <w:sz w:val="20"/>
+          <w:szCs w:val="20"/>
+          <w:lang w:val="en-US"/>
+          <w14:textFill>
+            <w14:solidFill>
+              <w14:schemeClr w14:val="tx1"/>
+            </w14:solidFill>
+          </w14:textFill>
+        </w:rPr>
         <w:t>/api/cart/item/:id</w:t>
       </w:r>
     </w:p>
@@ -726,6 +846,22 @@
           </w14:textFill>
         </w:rPr>
         <w:tab/>
+      </w:r>
+      <w:r>
+        <w:rPr>
+          <w:rFonts w:hint="default"/>
+          <w:b w:val="0"/>
+          <w:bCs w:val="0"/>
+          <w:color w:val="000000" w:themeColor="text1"/>
+          <w:sz w:val="20"/>
+          <w:szCs w:val="20"/>
+          <w:lang w:val="en-US"/>
+          <w14:textFill>
+            <w14:solidFill>
+              <w14:schemeClr w14:val="tx1"/>
+            </w14:solidFill>
+          </w14:textFill>
+        </w:rPr>
         <w:t>/api/order</w:t>
       </w:r>
     </w:p>
@@ -784,6 +920,22 @@
           </w14:textFill>
         </w:rPr>
         <w:tab/>
+      </w:r>
+      <w:r>
+        <w:rPr>
+          <w:rFonts w:hint="default"/>
+          <w:b w:val="0"/>
+          <w:bCs w:val="0"/>
+          <w:color w:val="000000" w:themeColor="text1"/>
+          <w:sz w:val="20"/>
+          <w:szCs w:val="20"/>
+          <w:lang w:val="en-US"/>
+          <w14:textFill>
+            <w14:solidFill>
+              <w14:schemeClr w14:val="tx1"/>
+            </w14:solidFill>
+          </w14:textFill>
+        </w:rPr>
         <w:t>/api/order/me</w:t>
       </w:r>
     </w:p>
@@ -842,6 +994,22 @@
           </w14:textFill>
         </w:rPr>
         <w:tab/>
+      </w:r>
+      <w:r>
+        <w:rPr>
+          <w:rFonts w:hint="default"/>
+          <w:b w:val="0"/>
+          <w:bCs w:val="0"/>
+          <w:color w:val="000000" w:themeColor="text1"/>
+          <w:sz w:val="20"/>
+          <w:szCs w:val="20"/>
+          <w:lang w:val="en-US"/>
+          <w14:textFill>
+            <w14:solidFill>
+              <w14:schemeClr w14:val="tx1"/>
+            </w14:solidFill>
+          </w14:textFill>
+        </w:rPr>
         <w:t>/api/order/:id</w:t>
       </w:r>
     </w:p>
@@ -879,8 +1047,6 @@
         </w:rPr>
         <w:t>Payment</w:t>
       </w:r>
-      <w:bookmarkStart w:id="0" w:name="_GoBack"/>
-      <w:bookmarkEnd w:id="0"/>
     </w:p>
     <w:p>
       <w:pPr>
@@ -922,16 +1088,8 @@
           <w:lang w:val="en-US"/>
         </w:rPr>
         <w:tab/>
-        <w:t>/api/payment/zalopay</w:t>
-      </w:r>
-    </w:p>
-    <w:p>
-      <w:pPr>
-        <w:numPr>
-          <w:ilvl w:val="0"/>
-          <w:numId w:val="1"/>
-        </w:numPr>
-        <w:ind w:left="420" w:leftChars="0" w:hanging="420" w:firstLineChars="0"/>
+      </w:r>
+      <w:r>
         <w:rPr>
           <w:rFonts w:hint="default"/>
           <w:b w:val="0"/>
@@ -941,7 +1099,8 @@
           <w:szCs w:val="20"/>
           <w:lang w:val="en-US"/>
         </w:rPr>
-      </w:pPr>
+        <w:t>/api/payment/create</w:t>
+      </w:r>
       <w:r>
         <w:rPr>
           <w:rFonts w:hint="default"/>
@@ -950,11 +1109,18 @@
           <w:color w:val="auto"/>
           <w:sz w:val="20"/>
           <w:szCs w:val="20"/>
-          <w:lang w:val="en-US"/>
-        </w:rPr>
-        <w:t>POST</w:t>
-      </w:r>
-      <w:r>
+          <w:lang w:val="vi-VN"/>
+        </w:rPr>
+        <w:t>?method=zalopay</w:t>
+      </w:r>
+    </w:p>
+    <w:p>
+      <w:pPr>
+        <w:numPr>
+          <w:ilvl w:val="0"/>
+          <w:numId w:val="1"/>
+        </w:numPr>
+        <w:ind w:left="420" w:leftChars="0" w:hanging="420" w:firstLineChars="0"/>
         <w:rPr>
           <w:rFonts w:hint="default"/>
           <w:b w:val="0"/>
@@ -964,8 +1130,42 @@
           <w:szCs w:val="20"/>
           <w:lang w:val="en-US"/>
         </w:rPr>
-        <w:tab/>
-        <w:t>/api/payment/zalopay/callback</w:t>
+      </w:pPr>
+      <w:r>
+        <w:rPr>
+          <w:rFonts w:hint="default"/>
+          <w:b w:val="0"/>
+          <w:bCs w:val="0"/>
+          <w:color w:val="auto"/>
+          <w:sz w:val="20"/>
+          <w:szCs w:val="20"/>
+          <w:lang w:val="vi-VN"/>
+        </w:rPr>
+        <w:t>GET</w:t>
+      </w:r>
+      <w:r>
+        <w:rPr>
+          <w:rFonts w:hint="default"/>
+          <w:b w:val="0"/>
+          <w:bCs w:val="0"/>
+          <w:color w:val="auto"/>
+          <w:sz w:val="20"/>
+          <w:szCs w:val="20"/>
+          <w:lang w:val="en-US"/>
+        </w:rPr>
+        <w:tab/>
+      </w:r>
+      <w:r>
+        <w:rPr>
+          <w:rFonts w:hint="default"/>
+          <w:b w:val="0"/>
+          <w:bCs w:val="0"/>
+          <w:color w:val="auto"/>
+          <w:sz w:val="20"/>
+          <w:szCs w:val="20"/>
+          <w:lang w:val="en-US"/>
+        </w:rPr>
+        <w:t>/api/payment/status?id=232212</w:t>
       </w:r>
     </w:p>
     <w:p>
@@ -1014,21 +1214,31 @@
           <w:rFonts w:hint="default"/>
           <w:b w:val="0"/>
           <w:bCs w:val="0"/>
-          <w:color w:val="auto"/>
-          <w:sz w:val="20"/>
-          <w:szCs w:val="20"/>
-          <w:lang w:val="en-US"/>
-        </w:rPr>
-      </w:pPr>
-      <w:r>
-        <w:rPr>
-          <w:rFonts w:hint="default"/>
-          <w:b w:val="0"/>
-          <w:bCs w:val="0"/>
-          <w:color w:val="auto"/>
-          <w:sz w:val="20"/>
-          <w:szCs w:val="20"/>
-          <w:lang w:val="en-US"/>
+          <w:color w:val="75BD42" w:themeColor="accent4"/>
+          <w:sz w:val="20"/>
+          <w:szCs w:val="20"/>
+          <w:lang w:val="en-US"/>
+          <w14:textFill>
+            <w14:solidFill>
+              <w14:schemeClr w14:val="accent4"/>
+            </w14:solidFill>
+          </w14:textFill>
+        </w:rPr>
+      </w:pPr>
+      <w:r>
+        <w:rPr>
+          <w:rFonts w:hint="default"/>
+          <w:b w:val="0"/>
+          <w:bCs w:val="0"/>
+          <w:color w:val="75BD42" w:themeColor="accent4"/>
+          <w:sz w:val="20"/>
+          <w:szCs w:val="20"/>
+          <w:lang w:val="en-US"/>
+          <w14:textFill>
+            <w14:solidFill>
+              <w14:schemeClr w14:val="accent4"/>
+            </w14:solidFill>
+          </w14:textFill>
         </w:rPr>
         <w:t>POST</w:t>
       </w:r>
@@ -1037,12 +1247,33 @@
           <w:rFonts w:hint="default"/>
           <w:b w:val="0"/>
           <w:bCs w:val="0"/>
-          <w:color w:val="auto"/>
-          <w:sz w:val="20"/>
-          <w:szCs w:val="20"/>
-          <w:lang w:val="en-US"/>
-        </w:rPr>
-        <w:tab/>
+          <w:color w:val="75BD42" w:themeColor="accent4"/>
+          <w:sz w:val="20"/>
+          <w:szCs w:val="20"/>
+          <w:lang w:val="en-US"/>
+          <w14:textFill>
+            <w14:solidFill>
+              <w14:schemeClr w14:val="accent4"/>
+            </w14:solidFill>
+          </w14:textFill>
+        </w:rPr>
+        <w:tab/>
+      </w:r>
+      <w:r>
+        <w:rPr>
+          <w:rFonts w:hint="default"/>
+          <w:b w:val="0"/>
+          <w:bCs w:val="0"/>
+          <w:color w:val="75BD42" w:themeColor="accent4"/>
+          <w:sz w:val="20"/>
+          <w:szCs w:val="20"/>
+          <w:lang w:val="en-US"/>
+          <w14:textFill>
+            <w14:solidFill>
+              <w14:schemeClr w14:val="accent4"/>
+            </w14:solidFill>
+          </w14:textFill>
+        </w:rPr>
         <w:t>/api/auth/login</w:t>
       </w:r>
     </w:p>
@@ -1057,21 +1288,31 @@
           <w:rFonts w:hint="default"/>
           <w:b w:val="0"/>
           <w:bCs w:val="0"/>
-          <w:color w:val="auto"/>
-          <w:sz w:val="20"/>
-          <w:szCs w:val="20"/>
-          <w:lang w:val="en-US"/>
-        </w:rPr>
-      </w:pPr>
-      <w:r>
-        <w:rPr>
-          <w:rFonts w:hint="default"/>
-          <w:b w:val="0"/>
-          <w:bCs w:val="0"/>
-          <w:color w:val="auto"/>
-          <w:sz w:val="20"/>
-          <w:szCs w:val="20"/>
-          <w:lang w:val="en-US"/>
+          <w:color w:val="75BD42" w:themeColor="accent4"/>
+          <w:sz w:val="20"/>
+          <w:szCs w:val="20"/>
+          <w:lang w:val="en-US"/>
+          <w14:textFill>
+            <w14:solidFill>
+              <w14:schemeClr w14:val="accent4"/>
+            </w14:solidFill>
+          </w14:textFill>
+        </w:rPr>
+      </w:pPr>
+      <w:r>
+        <w:rPr>
+          <w:rFonts w:hint="default"/>
+          <w:b w:val="0"/>
+          <w:bCs w:val="0"/>
+          <w:color w:val="75BD42" w:themeColor="accent4"/>
+          <w:sz w:val="20"/>
+          <w:szCs w:val="20"/>
+          <w:lang w:val="en-US"/>
+          <w14:textFill>
+            <w14:solidFill>
+              <w14:schemeClr w14:val="accent4"/>
+            </w14:solidFill>
+          </w14:textFill>
         </w:rPr>
         <w:t>POST</w:t>
       </w:r>
@@ -1080,12 +1321,33 @@
           <w:rFonts w:hint="default"/>
           <w:b w:val="0"/>
           <w:bCs w:val="0"/>
-          <w:color w:val="auto"/>
-          <w:sz w:val="20"/>
-          <w:szCs w:val="20"/>
-          <w:lang w:val="en-US"/>
-        </w:rPr>
-        <w:tab/>
+          <w:color w:val="75BD42" w:themeColor="accent4"/>
+          <w:sz w:val="20"/>
+          <w:szCs w:val="20"/>
+          <w:lang w:val="en-US"/>
+          <w14:textFill>
+            <w14:solidFill>
+              <w14:schemeClr w14:val="accent4"/>
+            </w14:solidFill>
+          </w14:textFill>
+        </w:rPr>
+        <w:tab/>
+      </w:r>
+      <w:r>
+        <w:rPr>
+          <w:rFonts w:hint="default"/>
+          <w:b w:val="0"/>
+          <w:bCs w:val="0"/>
+          <w:color w:val="75BD42" w:themeColor="accent4"/>
+          <w:sz w:val="20"/>
+          <w:szCs w:val="20"/>
+          <w:lang w:val="en-US"/>
+          <w14:textFill>
+            <w14:solidFill>
+              <w14:schemeClr w14:val="accent4"/>
+            </w14:solidFill>
+          </w14:textFill>
+        </w:rPr>
         <w:t>/api/auth/register</w:t>
       </w:r>
     </w:p>
@@ -1100,21 +1362,31 @@
           <w:rFonts w:hint="default"/>
           <w:b w:val="0"/>
           <w:bCs w:val="0"/>
-          <w:color w:val="auto"/>
-          <w:sz w:val="20"/>
-          <w:szCs w:val="20"/>
-          <w:lang w:val="en-US"/>
-        </w:rPr>
-      </w:pPr>
-      <w:r>
-        <w:rPr>
-          <w:rFonts w:hint="default"/>
-          <w:b w:val="0"/>
-          <w:bCs w:val="0"/>
-          <w:color w:val="auto"/>
-          <w:sz w:val="20"/>
-          <w:szCs w:val="20"/>
-          <w:lang w:val="en-US"/>
+          <w:color w:val="75BD42" w:themeColor="accent4"/>
+          <w:sz w:val="20"/>
+          <w:szCs w:val="20"/>
+          <w:lang w:val="en-US"/>
+          <w14:textFill>
+            <w14:solidFill>
+              <w14:schemeClr w14:val="accent4"/>
+            </w14:solidFill>
+          </w14:textFill>
+        </w:rPr>
+      </w:pPr>
+      <w:r>
+        <w:rPr>
+          <w:rFonts w:hint="default"/>
+          <w:b w:val="0"/>
+          <w:bCs w:val="0"/>
+          <w:color w:val="75BD42" w:themeColor="accent4"/>
+          <w:sz w:val="20"/>
+          <w:szCs w:val="20"/>
+          <w:lang w:val="en-US"/>
+          <w14:textFill>
+            <w14:solidFill>
+              <w14:schemeClr w14:val="accent4"/>
+            </w14:solidFill>
+          </w14:textFill>
         </w:rPr>
         <w:t>POST</w:t>
       </w:r>
@@ -1123,12 +1395,33 @@
           <w:rFonts w:hint="default"/>
           <w:b w:val="0"/>
           <w:bCs w:val="0"/>
-          <w:color w:val="auto"/>
-          <w:sz w:val="20"/>
-          <w:szCs w:val="20"/>
-          <w:lang w:val="en-US"/>
-        </w:rPr>
-        <w:tab/>
+          <w:color w:val="75BD42" w:themeColor="accent4"/>
+          <w:sz w:val="20"/>
+          <w:szCs w:val="20"/>
+          <w:lang w:val="en-US"/>
+          <w14:textFill>
+            <w14:solidFill>
+              <w14:schemeClr w14:val="accent4"/>
+            </w14:solidFill>
+          </w14:textFill>
+        </w:rPr>
+        <w:tab/>
+      </w:r>
+      <w:r>
+        <w:rPr>
+          <w:rFonts w:hint="default"/>
+          <w:b w:val="0"/>
+          <w:bCs w:val="0"/>
+          <w:color w:val="75BD42" w:themeColor="accent4"/>
+          <w:sz w:val="20"/>
+          <w:szCs w:val="20"/>
+          <w:lang w:val="en-US"/>
+          <w14:textFill>
+            <w14:solidFill>
+              <w14:schemeClr w14:val="accent4"/>
+            </w14:solidFill>
+          </w14:textFill>
+        </w:rPr>
         <w:t>/api/auth/logout</w:t>
       </w:r>
     </w:p>
@@ -1143,21 +1436,31 @@
           <w:rFonts w:hint="default"/>
           <w:b w:val="0"/>
           <w:bCs w:val="0"/>
-          <w:color w:val="auto"/>
-          <w:sz w:val="20"/>
-          <w:szCs w:val="20"/>
-          <w:lang w:val="en-US"/>
-        </w:rPr>
-      </w:pPr>
-      <w:r>
-        <w:rPr>
-          <w:rFonts w:hint="default"/>
-          <w:b w:val="0"/>
-          <w:bCs w:val="0"/>
-          <w:color w:val="auto"/>
-          <w:sz w:val="20"/>
-          <w:szCs w:val="20"/>
-          <w:lang w:val="en-US"/>
+          <w:color w:val="75BD42" w:themeColor="accent4"/>
+          <w:sz w:val="20"/>
+          <w:szCs w:val="20"/>
+          <w:lang w:val="en-US"/>
+          <w14:textFill>
+            <w14:solidFill>
+              <w14:schemeClr w14:val="accent4"/>
+            </w14:solidFill>
+          </w14:textFill>
+        </w:rPr>
+      </w:pPr>
+      <w:r>
+        <w:rPr>
+          <w:rFonts w:hint="default"/>
+          <w:b w:val="0"/>
+          <w:bCs w:val="0"/>
+          <w:color w:val="75BD42" w:themeColor="accent4"/>
+          <w:sz w:val="20"/>
+          <w:szCs w:val="20"/>
+          <w:lang w:val="en-US"/>
+          <w14:textFill>
+            <w14:solidFill>
+              <w14:schemeClr w14:val="accent4"/>
+            </w14:solidFill>
+          </w14:textFill>
         </w:rPr>
         <w:t>POST</w:t>
       </w:r>
@@ -1166,12 +1469,33 @@
           <w:rFonts w:hint="default"/>
           <w:b w:val="0"/>
           <w:bCs w:val="0"/>
-          <w:color w:val="auto"/>
-          <w:sz w:val="20"/>
-          <w:szCs w:val="20"/>
-          <w:lang w:val="en-US"/>
-        </w:rPr>
-        <w:tab/>
+          <w:color w:val="75BD42" w:themeColor="accent4"/>
+          <w:sz w:val="20"/>
+          <w:szCs w:val="20"/>
+          <w:lang w:val="en-US"/>
+          <w14:textFill>
+            <w14:solidFill>
+              <w14:schemeClr w14:val="accent4"/>
+            </w14:solidFill>
+          </w14:textFill>
+        </w:rPr>
+        <w:tab/>
+      </w:r>
+      <w:r>
+        <w:rPr>
+          <w:rFonts w:hint="default"/>
+          <w:b w:val="0"/>
+          <w:bCs w:val="0"/>
+          <w:color w:val="75BD42" w:themeColor="accent4"/>
+          <w:sz w:val="20"/>
+          <w:szCs w:val="20"/>
+          <w:lang w:val="en-US"/>
+          <w14:textFill>
+            <w14:solidFill>
+              <w14:schemeClr w14:val="accent4"/>
+            </w14:solidFill>
+          </w14:textFill>
+        </w:rPr>
         <w:t>/api/auth/me</w:t>
       </w:r>
     </w:p>
@@ -1184,7 +1508,7 @@
           <w:color w:val="E54C5E" w:themeColor="accent6"/>
           <w:sz w:val="22"/>
           <w:szCs w:val="22"/>
-          <w:lang w:val="en-US"/>
+          <w:lang w:val="vi-VN"/>
           <w14:textFill>
             <w14:solidFill>
               <w14:schemeClr w14:val="accent6"/>
@@ -1250,6 +1574,17 @@
           <w:lang w:val="en-US"/>
         </w:rPr>
         <w:tab/>
+      </w:r>
+      <w:r>
+        <w:rPr>
+          <w:rFonts w:hint="default"/>
+          <w:b w:val="0"/>
+          <w:bCs w:val="0"/>
+          <w:color w:val="auto"/>
+          <w:sz w:val="20"/>
+          <w:szCs w:val="20"/>
+          <w:lang w:val="en-US"/>
+        </w:rPr>
         <w:t>/api/admin/order</w:t>
       </w:r>
     </w:p>
@@ -1293,16 +1628,8 @@
           <w:lang w:val="en-US"/>
         </w:rPr>
         <w:tab/>
-        <w:t>/api/admin/order/:id/status</w:t>
-      </w:r>
-    </w:p>
-    <w:p>
-      <w:pPr>
-        <w:numPr>
-          <w:ilvl w:val="0"/>
-          <w:numId w:val="1"/>
-        </w:numPr>
-        <w:ind w:left="420" w:leftChars="0" w:hanging="420" w:firstLineChars="0"/>
+      </w:r>
+      <w:r>
         <w:rPr>
           <w:rFonts w:hint="default"/>
           <w:b w:val="0"/>
@@ -1312,8 +1639,366 @@
           <w:szCs w:val="20"/>
           <w:lang w:val="en-US"/>
         </w:rPr>
-      </w:pPr>
-      <w:r>
+        <w:t>/api/admin/order/status?OrderId=21312123</w:t>
+      </w:r>
+    </w:p>
+    <w:p>
+      <w:pPr>
+        <w:numPr>
+          <w:ilvl w:val="0"/>
+          <w:numId w:val="1"/>
+        </w:numPr>
+        <w:ind w:left="420" w:leftChars="0" w:hanging="420" w:firstLineChars="0"/>
+        <w:rPr>
+          <w:rFonts w:hint="default"/>
+          <w:b w:val="0"/>
+          <w:bCs w:val="0"/>
+          <w:color w:val="75BD42" w:themeColor="accent4"/>
+          <w:sz w:val="20"/>
+          <w:szCs w:val="20"/>
+          <w:lang w:val="en-US"/>
+          <w14:textFill>
+            <w14:solidFill>
+              <w14:schemeClr w14:val="accent4"/>
+            </w14:solidFill>
+          </w14:textFill>
+        </w:rPr>
+      </w:pPr>
+      <w:r>
+        <w:rPr>
+          <w:rFonts w:hint="default"/>
+          <w:b w:val="0"/>
+          <w:bCs w:val="0"/>
+          <w:color w:val="75BD42" w:themeColor="accent4"/>
+          <w:sz w:val="20"/>
+          <w:szCs w:val="20"/>
+          <w:lang w:val="en-US"/>
+          <w14:textFill>
+            <w14:solidFill>
+              <w14:schemeClr w14:val="accent4"/>
+            </w14:solidFill>
+          </w14:textFill>
+        </w:rPr>
+        <w:t xml:space="preserve">POST </w:t>
+      </w:r>
+      <w:r>
+        <w:rPr>
+          <w:rFonts w:hint="default"/>
+          <w:b w:val="0"/>
+          <w:bCs w:val="0"/>
+          <w:color w:val="75BD42" w:themeColor="accent4"/>
+          <w:sz w:val="20"/>
+          <w:szCs w:val="20"/>
+          <w:lang w:val="en-US"/>
+          <w14:textFill>
+            <w14:solidFill>
+              <w14:schemeClr w14:val="accent4"/>
+            </w14:solidFill>
+          </w14:textFill>
+        </w:rPr>
+        <w:tab/>
+      </w:r>
+      <w:r>
+        <w:rPr>
+          <w:rFonts w:hint="default"/>
+          <w:color w:val="75BD42" w:themeColor="accent4"/>
+          <w:lang w:val="en-US"/>
+          <w14:textFill>
+            <w14:solidFill>
+              <w14:schemeClr w14:val="accent4"/>
+            </w14:solidFill>
+          </w14:textFill>
+        </w:rPr>
+        <w:t>/api/admin/product</w:t>
+      </w:r>
+    </w:p>
+    <w:p>
+      <w:pPr>
+        <w:numPr>
+          <w:ilvl w:val="0"/>
+          <w:numId w:val="1"/>
+        </w:numPr>
+        <w:ind w:left="420" w:leftChars="0" w:hanging="420" w:firstLineChars="0"/>
+        <w:rPr>
+          <w:rFonts w:hint="default"/>
+          <w:b w:val="0"/>
+          <w:bCs w:val="0"/>
+          <w:color w:val="75BD42" w:themeColor="accent4"/>
+          <w:sz w:val="20"/>
+          <w:szCs w:val="20"/>
+          <w:lang w:val="en-US"/>
+          <w14:textFill>
+            <w14:solidFill>
+              <w14:schemeClr w14:val="accent4"/>
+            </w14:solidFill>
+          </w14:textFill>
+        </w:rPr>
+      </w:pPr>
+      <w:r>
+        <w:rPr>
+          <w:rFonts w:hint="default"/>
+          <w:color w:val="75BD42" w:themeColor="accent4"/>
+          <w:lang w:val="en-US"/>
+          <w14:textFill>
+            <w14:solidFill>
+              <w14:schemeClr w14:val="accent4"/>
+            </w14:solidFill>
+          </w14:textFill>
+        </w:rPr>
+        <w:t>POST</w:t>
+      </w:r>
+      <w:r>
+        <w:rPr>
+          <w:rFonts w:hint="default"/>
+          <w:color w:val="75BD42" w:themeColor="accent4"/>
+          <w:lang w:val="en-US"/>
+          <w14:textFill>
+            <w14:solidFill>
+              <w14:schemeClr w14:val="accent4"/>
+            </w14:solidFill>
+          </w14:textFill>
+        </w:rPr>
+        <w:tab/>
+      </w:r>
+      <w:r>
+        <w:rPr>
+          <w:rFonts w:hint="default"/>
+          <w:color w:val="75BD42" w:themeColor="accent4"/>
+          <w:lang w:val="en-US"/>
+          <w14:textFill>
+            <w14:solidFill>
+              <w14:schemeClr w14:val="accent4"/>
+            </w14:solidFill>
+          </w14:textFill>
+        </w:rPr>
+        <w:t>/api/admin/category</w:t>
+      </w:r>
+    </w:p>
+    <w:p>
+      <w:pPr>
+        <w:numPr>
+          <w:ilvl w:val="0"/>
+          <w:numId w:val="1"/>
+        </w:numPr>
+        <w:ind w:left="420" w:leftChars="0" w:hanging="420" w:firstLineChars="0"/>
+        <w:rPr>
+          <w:rFonts w:hint="default"/>
+          <w:lang w:val="en-US"/>
+        </w:rPr>
+      </w:pPr>
+      <w:r>
+        <w:rPr>
+          <w:rFonts w:hint="default"/>
+          <w:lang w:val="en-US"/>
+        </w:rPr>
+        <w:t>PUT</w:t>
+      </w:r>
+      <w:r>
+        <w:rPr>
+          <w:rFonts w:hint="default"/>
+          <w:lang w:val="en-US"/>
+        </w:rPr>
+        <w:tab/>
+      </w:r>
+      <w:r>
+        <w:rPr>
+          <w:rFonts w:hint="default"/>
+          <w:lang w:val="en-US"/>
+        </w:rPr>
+        <w:t>/api/admin/product/:id</w:t>
+      </w:r>
+    </w:p>
+    <w:p>
+      <w:pPr>
+        <w:numPr>
+          <w:ilvl w:val="0"/>
+          <w:numId w:val="1"/>
+        </w:numPr>
+        <w:ind w:left="420" w:leftChars="0" w:hanging="420" w:firstLineChars="0"/>
+        <w:rPr>
+          <w:rFonts w:hint="default"/>
+          <w:b w:val="0"/>
+          <w:bCs w:val="0"/>
+          <w:color w:val="75BD42" w:themeColor="accent4"/>
+          <w:sz w:val="20"/>
+          <w:szCs w:val="20"/>
+          <w:lang w:val="en-US"/>
+          <w14:textFill>
+            <w14:solidFill>
+              <w14:schemeClr w14:val="accent4"/>
+            </w14:solidFill>
+          </w14:textFill>
+        </w:rPr>
+      </w:pPr>
+      <w:r>
+        <w:rPr>
+          <w:rFonts w:hint="default"/>
+          <w:color w:val="75BD42" w:themeColor="accent4"/>
+          <w:lang w:val="en-US"/>
+          <w14:textFill>
+            <w14:solidFill>
+              <w14:schemeClr w14:val="accent4"/>
+            </w14:solidFill>
+          </w14:textFill>
+        </w:rPr>
+        <w:t>DELETE</w:t>
+      </w:r>
+      <w:r>
+        <w:rPr>
+          <w:rFonts w:hint="default"/>
+          <w:color w:val="75BD42" w:themeColor="accent4"/>
+          <w:lang w:val="en-US"/>
+          <w14:textFill>
+            <w14:solidFill>
+              <w14:schemeClr w14:val="accent4"/>
+            </w14:solidFill>
+          </w14:textFill>
+        </w:rPr>
+        <w:tab/>
+      </w:r>
+      <w:r>
+        <w:rPr>
+          <w:rFonts w:hint="default"/>
+          <w:color w:val="75BD42" w:themeColor="accent4"/>
+          <w:lang w:val="en-US"/>
+          <w14:textFill>
+            <w14:solidFill>
+              <w14:schemeClr w14:val="accent4"/>
+            </w14:solidFill>
+          </w14:textFill>
+        </w:rPr>
+        <w:t>/api</w:t>
+      </w:r>
+      <w:r>
+        <w:rPr>
+          <w:rFonts w:hint="default"/>
+          <w:color w:val="75BD42" w:themeColor="accent4"/>
+          <w:lang w:val="vi-VN"/>
+          <w14:textFill>
+            <w14:solidFill>
+              <w14:schemeClr w14:val="accent4"/>
+            </w14:solidFill>
+          </w14:textFill>
+        </w:rPr>
+        <w:t>/</w:t>
+      </w:r>
+      <w:r>
+        <w:rPr>
+          <w:rFonts w:hint="default"/>
+          <w:color w:val="75BD42" w:themeColor="accent4"/>
+          <w:lang w:val="en-US"/>
+          <w14:textFill>
+            <w14:solidFill>
+              <w14:schemeClr w14:val="accent4"/>
+            </w14:solidFill>
+          </w14:textFill>
+        </w:rPr>
+        <w:t>admin/product</w:t>
+      </w:r>
+    </w:p>
+    <w:p>
+      <w:pPr>
+        <w:numPr>
+          <w:ilvl w:val="0"/>
+          <w:numId w:val="1"/>
+        </w:numPr>
+        <w:ind w:left="420" w:leftChars="0" w:hanging="420" w:firstLineChars="0"/>
+        <w:rPr>
+          <w:rFonts w:hint="default"/>
+          <w:lang w:val="en-US"/>
+        </w:rPr>
+      </w:pPr>
+      <w:r>
+        <w:rPr>
+          <w:rFonts w:hint="default"/>
+          <w:lang w:val="en-US"/>
+        </w:rPr>
+        <w:t>PUT</w:t>
+      </w:r>
+      <w:r>
+        <w:rPr>
+          <w:rFonts w:hint="default"/>
+          <w:lang w:val="en-US"/>
+        </w:rPr>
+        <w:tab/>
+      </w:r>
+      <w:r>
+        <w:rPr>
+          <w:rFonts w:hint="default"/>
+          <w:lang w:val="en-US"/>
+        </w:rPr>
+        <w:t>/api/admin/category/:id</w:t>
+      </w:r>
+    </w:p>
+    <w:p>
+      <w:pPr>
+        <w:numPr>
+          <w:ilvl w:val="0"/>
+          <w:numId w:val="1"/>
+        </w:numPr>
+        <w:ind w:left="420" w:leftChars="0" w:hanging="420" w:firstLineChars="0"/>
+        <w:rPr>
+          <w:rFonts w:hint="default"/>
+          <w:b w:val="0"/>
+          <w:bCs w:val="0"/>
+          <w:color w:val="75BD42" w:themeColor="accent4"/>
+          <w:sz w:val="20"/>
+          <w:szCs w:val="20"/>
+          <w:lang w:val="en-US"/>
+          <w14:textFill>
+            <w14:solidFill>
+              <w14:schemeClr w14:val="accent4"/>
+            </w14:solidFill>
+          </w14:textFill>
+        </w:rPr>
+      </w:pPr>
+      <w:r>
+        <w:rPr>
+          <w:rFonts w:hint="default"/>
+          <w:color w:val="75BD42" w:themeColor="accent4"/>
+          <w:lang w:val="en-US"/>
+          <w14:textFill>
+            <w14:solidFill>
+              <w14:schemeClr w14:val="accent4"/>
+            </w14:solidFill>
+          </w14:textFill>
+        </w:rPr>
+        <w:t>DELETE</w:t>
+      </w:r>
+      <w:r>
+        <w:rPr>
+          <w:rFonts w:hint="default"/>
+          <w:color w:val="75BD42" w:themeColor="accent4"/>
+          <w:lang w:val="en-US"/>
+          <w14:textFill>
+            <w14:solidFill>
+              <w14:schemeClr w14:val="accent4"/>
+            </w14:solidFill>
+          </w14:textFill>
+        </w:rPr>
+        <w:tab/>
+      </w:r>
+      <w:r>
+        <w:rPr>
+          <w:rFonts w:hint="default"/>
+          <w:color w:val="75BD42" w:themeColor="accent4"/>
+          <w:lang w:val="en-US"/>
+          <w14:textFill>
+            <w14:solidFill>
+              <w14:schemeClr w14:val="accent4"/>
+            </w14:solidFill>
+          </w14:textFill>
+        </w:rPr>
+        <w:t>/api/admin/category</w:t>
+      </w:r>
+    </w:p>
+    <w:p>
+      <w:pPr>
+        <w:numPr>
+          <w:ilvl w:val="0"/>
+          <w:numId w:val="1"/>
+        </w:numPr>
+        <w:ind w:left="420" w:leftChars="0" w:hanging="420" w:firstLineChars="0"/>
         <w:rPr>
           <w:rFonts w:hint="default"/>
           <w:b w:val="0"/>
@@ -1323,6 +2008,17 @@
           <w:szCs w:val="20"/>
           <w:lang w:val="en-US"/>
         </w:rPr>
+      </w:pPr>
+      <w:r>
+        <w:rPr>
+          <w:rFonts w:hint="default"/>
+          <w:b w:val="0"/>
+          <w:bCs w:val="0"/>
+          <w:color w:val="auto"/>
+          <w:sz w:val="20"/>
+          <w:szCs w:val="20"/>
+          <w:lang w:val="en-US"/>
+        </w:rPr>
         <w:t>GET</w:t>
       </w:r>
       <w:r>
@@ -1336,6 +2032,17 @@
           <w:lang w:val="en-US"/>
         </w:rPr>
         <w:tab/>
+      </w:r>
+      <w:r>
+        <w:rPr>
+          <w:rFonts w:hint="default"/>
+          <w:b w:val="0"/>
+          <w:bCs w:val="0"/>
+          <w:color w:val="auto"/>
+          <w:sz w:val="20"/>
+          <w:szCs w:val="20"/>
+          <w:lang w:val="en-US"/>
+        </w:rPr>
         <w:t>/api/admin/statistic/revenue?type=day</w:t>
       </w:r>
     </w:p>
@@ -1379,6 +2086,17 @@
           <w:lang w:val="en-US"/>
         </w:rPr>
         <w:tab/>
+      </w:r>
+      <w:r>
+        <w:rPr>
+          <w:rFonts w:hint="default"/>
+          <w:b w:val="0"/>
+          <w:bCs w:val="0"/>
+          <w:color w:val="auto"/>
+          <w:sz w:val="20"/>
+          <w:szCs w:val="20"/>
+          <w:lang w:val="en-US"/>
+        </w:rPr>
         <w:t>/api/admin/statistic/revenue?type=month</w:t>
       </w:r>
     </w:p>
@@ -1386,9 +2104,9 @@
       <w:pPr>
         <w:numPr>
           <w:ilvl w:val="0"/>
-          <w:numId w:val="1"/>
-        </w:numPr>
-        <w:ind w:left="420" w:leftChars="0" w:hanging="420" w:firstLineChars="0"/>
+          <w:numId w:val="0"/>
+        </w:numPr>
+        <w:ind w:leftChars="0"/>
         <w:rPr>
           <w:rFonts w:hint="default"/>
           <w:b w:val="0"/>
@@ -1399,31 +2117,6 @@
           <w:lang w:val="en-US"/>
         </w:rPr>
       </w:pPr>
-      <w:r>
-        <w:rPr>
-          <w:rFonts w:hint="default"/>
-          <w:b w:val="0"/>
-          <w:bCs w:val="0"/>
-          <w:color w:val="auto"/>
-          <w:sz w:val="20"/>
-          <w:szCs w:val="20"/>
-          <w:lang w:val="en-US"/>
-        </w:rPr>
-        <w:t>GET</w:t>
-      </w:r>
-      <w:r>
-        <w:rPr>
-          <w:rFonts w:hint="default"/>
-          <w:b w:val="0"/>
-          <w:bCs w:val="0"/>
-          <w:color w:val="auto"/>
-          <w:sz w:val="20"/>
-          <w:szCs w:val="20"/>
-          <w:lang w:val="en-US"/>
-        </w:rPr>
-        <w:tab/>
-        <w:t>/api/admin/statistic/revenue?type=year</w:t>
-      </w:r>
     </w:p>
     <w:sectPr>
       <w:pgSz w:w="11906" w:h="16838"/>
